--- a/example_articles/states/Wisconsin/3.states_Wisconsin_New_York_Times.docx
+++ b/example_articles/states/Wisconsin/3.states_Wisconsin_New_York_Times.docx
@@ -27,17 +27,17 @@
     </w:p>
     <w:p>
       <w:r>
-        <w:t>Source File: NYT/45.DOCX</w:t>
+        <w:t>Source file: NYT/45.DOCX</w:t>
       </w:r>
     </w:p>
     <w:p>
       <w:r>
-        <w:t>Raw locations result: ['Wisconsin']</w:t>
+        <w:t>Raw locations result, 'locations': ['Wisconsin']</w:t>
       </w:r>
     </w:p>
     <w:p>
       <w:r>
-        <w:t>states_stand_flat (Standardized): Wisconsin</w:t>
+        <w:t>Standardized locations result, 'states_stand_flat': Wisconsin</w:t>
       </w:r>
     </w:p>
     <w:p>

--- a/example_articles/states/Wisconsin/3.states_Wisconsin_New_York_Times.docx
+++ b/example_articles/states/Wisconsin/3.states_Wisconsin_New_York_Times.docx
@@ -7,7 +7,7 @@
         <w:pStyle w:val="Heading1"/>
       </w:pPr>
       <w:r>
-        <w:t>U.S. CENSUS FINDS FIRST INCOME RISE IN PAST SIX YEARS</w:t>
+        <w:t>The Meat That Made Sheboygan Famous</w:t>
       </w:r>
     </w:p>
     <w:p>
@@ -17,17 +17,17 @@
     </w:p>
     <w:p>
       <w:r>
-        <w:t>Date: 1996-09-27</w:t>
+        <w:t>Date: 2002-06-05</w:t>
       </w:r>
     </w:p>
     <w:p>
       <w:r>
-        <w:t>Section: Section A; ; Section A;  Page 1;  Column 2;  National Desk ; Column 2;</w:t>
+        <w:t>Section: Section F; Column 1; Dining In, Dining Out/Style Desk; Pg. 1</w:t>
       </w:r>
     </w:p>
     <w:p>
       <w:r>
-        <w:t>Source file: NYT/45.DOCX</w:t>
+        <w:t>Source file: NYT/52.DOCX</w:t>
       </w:r>
     </w:p>
     <w:p>
@@ -49,57 +49,82 @@
     </w:p>
     <w:p>
       <w:r>
-        <w:t>Household income rose in 1995 for the first time in six years, the Census Bureau reported today, as the number of poor people in the United States dropped by more than 1.6 million, reaching historic lows for blacks and the elderly.</w:t>
+        <w:t>SUMMER is nigh. The season of backyard barbecues and lakeside cookouts is at hand, which in most parts of the country means an orgy of grilled steaks, hamburgers and hot dogs lasting until Labor Day and beyond.</w:t>
         <w:br/>
-        <w:t>The bureau said half the households in the country had incomes of at least $34,074, an increase of 2.7 percent over the previous year. The inflation-adjusted increase of $898 was the first rise in median household income since 1989, the year before the nation's last recession, and it was the largest increase in household earnings since 1986.</w:t>
+        <w:t xml:space="preserve">     But not in Wisconsin, and certainly not in Sheboygan, a well-kept little city of 51,000 on Lake Michigan, about an hour's drive north of Milwaukee. This is the capital of the kingdom of bratwurst. A brat -- the name rhymes with pot, not with pat -- is a pork or pork-and-beef sausage, spicier and stubbier than a hot dog. In Sheboygan, at least, it is also an object of veneration, taken as seriously as a lock of some medieval saint's hair. </w:t>
         <w:br/>
-        <w:t>At the same time, the percentage of the nation's population that is poor dropped to 13.8, from 14.5 in 1994. It was the second consecutive year of a decline in the poverty rate.</w:t>
+        <w:t xml:space="preserve"> "When it comes to the manufacture, preparation, serving and ingestion of brats, we are right," says Sheboygan Brats, or Come Fry with Me, a leaflet published by the local convention and visitors bureau. "We are in first place. There is no second."</w:t>
         <w:br/>
-        <w:t>The report said that 29.3 percent of blacks in the United States lived below the poverty line in 1995. For the first time since 1959, when the Census Bureau started keeping such statistics -- and probably for the first time in the nation's history -- the poverty rate for African-Americans dipped below 30 percent.</w:t>
+        <w:t>No self-respecting restaurant here, whether humble hole in the wall or soigne supper club, can make do without a proper charcoal grill, because the bratwurst catechism specifies that the stout little sausage must be grilled over charcoal, not boiled or fried or sizzled on a stove top griddle.</w:t>
         <w:br/>
-        <w:t>Also for the first time, the poverty rate for the nation's elderly last year dropped below that of working-age people, making those 65 years of age and older the group with the lowest percentage of poor people.</w:t>
+        <w:t>No civic, charitable, religious, educational or sporting fund-raiser, not even in midwinter, is complete without a brat fry, which has nothing to do with frying and everything to do with grilling. They know their sausages here, but they sometimes have a little trouble with culinary terminology.</w:t>
         <w:br/>
-        <w:t>The Clinton Administration seized on the relatively rosy news contained in the report to praise its economic record. "Today it is clear that more and more of our people are sharing in that prosperity," President Clinton said. "We are growing -- and growing together."</w:t>
+        <w:t>A few old-fashioned butchers and markets in and near Sheboygan make their own brats. Most add salt, pepper and nutmeg to the ground meat that is stuffed into natural casings to form sausages; some use mace, garlic, sage or ginger. But the little guys have been eclipsed in volume, if not quality, by Johnsonville Foods, now partly owned by Sara Lee. The enormous Johnsonville factory, rising from the farmland west of here like an auto assembly plant, cranks out millions of brats a year and sells them nationwide.</w:t>
         <w:br/>
-        <w:t>Much of the rise in household incomes was in the Midwest, a crucial region in the Presidential campaign.</w:t>
+        <w:t>Once cooked, a Sheboygan brat must be served on a split hard roll called a semmel, which is rugged enough to hang together under attack from the torrents of savory juice released when you bite into it. The classic accompaniments are brown mustard, preferably coarsely ground; dill pickle slices, ketchup and raw onions, though some nonconformists opt for relish or sauerkraut.</w:t>
         <w:br/>
-        <w:t>But Bob Dole, Mr. Clinton's Republican challenger, seized on some less encouraging news in the report: its finding that while household income has increased, earnings for both male and female full-time workers declined. This indicated that more people are working in a household or that wage earners are working at more than one job.</w:t>
+        <w:t>"A few people do that, I suppose," said Charles K. Miesfeld III, a fourth-generation bratwurst manufacturer, with the air of a priest discussing a wayward parishioner. "But it's not traditional, not the Sheboygan way." Even worse: at Milwaukee Brewers baseball home games at Miller Field, and at tailgate brat fries before Green Bay Packers football games at Lambeau Field, brats are often served, not on semmel rolls but on brat buns, which are downsized versions of squishy hot dog rolls.</w:t>
         <w:br/>
-        <w:t>Mr. Dole said the bureau figures did not reflect the economic anxiety of Americans. He maintained that the rise in household incomes stemmed primarily from more people working per household, rather than an increase in individual wages for full-time workers.</w:t>
+        <w:t>"What can you expect?" Mr. Miesfeld asked me when I brought this schism to his attention. "You're in Milwaukee and Green Bay, not Sheboygan."</w:t>
         <w:br/>
-        <w:t>John D. Mueller, an economist and former aide to Jack Kemp, the Republican Vice-Presidential nominee, said: "President Clinton obviously is going to make the most he can with these figures in comparison with other administrations. But if you compare the number of people who have gotten employment and the number of jobs created, there are four new jobs for every three additional workers employed."</w:t>
+        <w:t>Since this is Wisconsin, the dairy state par excellence, the cut sides of the rolls are slathered with plenty of butter before the sausage is inserted. And since the German-Americans who dominate the local population are big eaters, two bratwursts are usually squeezed into one roll, side by side.</w:t>
         <w:br/>
-        <w:t>And Nelson Warfield, the Dole campaign spokesman, said, "These cold economic statistics may please Bill Clinton, but they do nothing to comfort a homemaker trying to buy groceries or a wage earner worried about the next paycheck."</w:t>
+        <w:t>"A double with the works, that's what I always have," said Mr. Miesfeld, 44. "A double, then you pop a cholesterol pill. It's a mortal sin here if you order a single."</w:t>
         <w:br/>
-        <w:t>The improvements in household income and poverty rates were concentrated in the Midwest, a region that underwent a wrenching economic downturn in the early 1980's as such industries as steel and automobile manufacturing were downsized.</w:t>
+        <w:t>Personally, I'd hold the ketchup, if I weren't afraid the Wisconsin condiment cops would nab me for heresy.</w:t>
         <w:br/>
-        <w:t>Median household income increased by 7.2 percent in the Midwest, but it rose only slightly in the Northeast, the South and the West.</w:t>
+        <w:t>Bratwurst -- generally a fresh sausage, neither smoked nor cured -- originated in southern Germany, in what are now the lander or states of Bavaria and Thuringia. Each region or city had its own specialty, and many still do. Coburg bratwurst, traditionally grilled over a fire fueled by pine cones, were known as early as 1530. Thuringer bratwurst are usually made of veal but sometimes contain pork. Regensburg bratwurst, roughly the size of your ring finger, are still served at the Historical Sausage Kitchen, a smoky little joint, founded in 1309, which stands along the Danube near an ancient stone bridge.</w:t>
         <w:br/>
-        <w:t>In Connecticut, median household income fell to $40,243 last year, from $42,262 in 1994. But household income rose in New York, to $33,028 in 1995 from $32,803 in 1994, and in New Jersey, to $43,924 last year from $43,478 in 1994.</w:t>
+        <w:t>My wife, Betsey, ate a dozen or so regensburgers, cooked over an open beechwood charcoal fire and lined up with Teutonic precision on a paper plate, when we visited the historical kitchen some years ago. She begged for more. "I was cold," she later explained, piteously.</w:t>
         <w:br/>
-        <w:t>"The industrial Midwest has been particularly helpful in bringing up household incomes," said Labor Secretary Robert B. Reich. "Unemployment there has been so low that even in the low-wage service sector many people are getting jobs they otherwise would not."</w:t>
+        <w:t>The most famous German brats are probably those of Nuremberg. A little smaller than regensburgers -- the size of your little finger, maybe -- these are made from neck or shoulder of pork, seasoned with marjoram, cooked over a wood fire and traditionally served on a pewter plate with sauerkraut, asparagus or potato salad. Six make a snack, they say, 14 a dandy lunch.</w:t>
         <w:br/>
-        <w:t>In a reversal of what has been a long-term trend toward greater income inequality, the Census Bureau report said the poor, the working class and the middle class increased their share of the nation's aggregate income, while the percent of total household income earned by the top 20 percent declined slightly, to 48.7 percent from 49.1 percent.</w:t>
+        <w:t>According to local legend, nurnbergers are as slim as they are because they were illicitly passed through the keyholes of taverns after closing time.</w:t>
         <w:br/>
-        <w:t>Overall, the three separate reports issued today by the Census Bureau -- one on incomes, another on poverty and a third on health insurance coverage -- painted a rosy picture of the nation's economic well-being.</w:t>
+        <w:t>My guess is that Sheboygan bratwurst are descendants of Nurnberg bratwurst, although they are much bigger -- about six inches long and more than an inch in diameter. (Everything seems to grow when it crosses the Atlantic from east to west.) But this is no more than a hunch, I admit.</w:t>
         <w:br/>
-        <w:t>Incomes increased across the board, and rose sharply for some groups, including households headed by blacks and women, where they have historically lagged.</w:t>
+        <w:t>The local convention and visitors bureau, so good on most wurst questions, speaks less authoritatively on the matter of antecedents. The Germans who settled this region in the early to middle 19th century, the bureau says, substituted pork for veal in their brat recipes because they had more pigs than cattle. But why was that? Cattle were already plentiful in the United States, and as the passage of time has shown, Wisconsin is fine cow country.</w:t>
         <w:br/>
-        <w:t>But the report also noted a steep decline of 5.1 percent in income for Hispanic households. The drop in Hispanic earnings contrasted sharply with the 2.2 percent rise in incomes for non-Hispanic whites and the 3.6 percent increase in earnings for African-American households.</w:t>
+        <w:t>Mr. Miesfeld has another explanation. His father and grandfather used a mixture of pork and veal, he said, but veal became too expensive in the 20th century and they went over to pork or pork mixed with beef.</w:t>
         <w:br/>
-        <w:t>Indeed, the Census Bureau noted that 1995 marked the first time the Hispanic poverty rate was greater than that for blacks.</w:t>
+        <w:t>Willy Ruef, 64, a master butcher from the Swiss capital city, Bern, who operates a meat market in New Glarus in the southern part of the state, still makes his bratwurst with veal. True, they cost more than pork brats, but New Glarus continues to attract immigrants from Switzerland, and they and his other customers are apparently glad to pay more for authenticity.</w:t>
         <w:br/>
-        <w:t>And with continuing immigration and the loss of benefits to legal immigrants who are not yet citizens, some economists expect the Hispanic poverty rate to worsen.</w:t>
+        <w:t>Usinger's, the famous Milwaukee sausage house, founded in 1880, makes fresh, mottled-red bratwurst with coarse-ground pork, corn syrup, lemon juice, salt and spices. It also makes a precooked version of that sausage as well as precooked brats stuffed with pork and veal. Both are popular with people like tailgaters, who can't take the time, or don't have the facilities, to parboil their brats before slapping them on the grill. Parboiling in water or beer or even beer and onions, which is de rigueur in Milwaukee, reduces the risk of sausage casings bursting over the coals.</w:t>
         <w:br/>
-        <w:t>"We just enacted a welfare bill that has very deep cuts in all basic forms of assistance to legal immigrants, not an insignificant number of whom are Hispanics," said Robert Greenstein, executive director of the Center on Budget and Policy Priorities, a liberal research group. "I would think that in the years ahead we will reach all-time highs in Hispanic poverty."</w:t>
+        <w:t>"If that happens, you lose the juices and most of the flavor," said Jill Shibilski, a 15-year veteran behind the handsome old marble counters in Usinger's downtown Milwaukee shop. "And remember, never poke them with a fork, for the same reason. Turn them with tongs, or your fingers."</w:t>
         <w:br/>
-        <w:t>Perhaps the most eye-catching aspects of the reports, however, are the economic journeys they trace for blacks and the elderly.</w:t>
+        <w:t>(Usinger's made the hot dogs, or frankfurters, as the firm prefers to call them, for the 2002 Winter Olympics in Salt Lake City. Sausage-starved souls stranded far from Wisconsin can order their brats, dogs and scores of other delicious sausages by telephone, (800) 558-9998; fax, (414) 291-5277; or on the Internet, www.usinger.com.)</w:t>
         <w:br/>
-        <w:t>In 1959, according to the Census Bureau, 35.2 percent of the elderly were poor, the highest percentage of any age group in the country, and about double the rate of working-age people, 18 to 64.</w:t>
+        <w:t>True sons of Sheboygan view parboiling as foolishness. They acknowledge the danger of exploding brats, certainly, but they insist that the way to guard against it is to cook the sausages slowly, for 20 minutes or more, a respectful distance from coals that have subsided from red to gray-white.</w:t>
         <w:br/>
-        <w:t>Primarily as the result of Social Security and increases in private pensions, the poverty rate among the elderly was 10.5 percent last year, for the first time dropping below that of working-age people.</w:t>
+        <w:t xml:space="preserve">Traditionalist that he is, Mr. Miesfeld vigorously espouses that view. But he is a canny businessman as well, and his Triangle Market caters to every taste, no matter how perverse. In addition to his classic Grand Champion Bratwurst, customers can choose 19 other kinds of brats, including all-beef, no-salt, chicken, turkey, garlic, garlic and onion, cheese, jalapeno, Cajun, chili and Italian. What? Italian brats? Can bratwurst pizza be far behind? </w:t>
         <w:br/>
-        <w:t>While the gains were not as dramatic as those for the elderly, blacks have also shown a steady decrease in their poverty rate, to 29.3 percent last year from 55.1 percent in 1959.</w:t>
+        <w:t>Betsey and I got some inkling of Mr. Miesfeld's virtuosity as a sausagemaker at the Horse and Plow pub of the American Club, a handsome inn in the nearby village of Kohler. The grilled-sausage sampler there included a garlic brat, an apricot and Dijon brat, which tasted a lot better than it sounds, and a spicy, Slovenian-style sausage called a kranski, all from the House of Miesfeld, plus a mound of warm, vinegar-laced, bacon-dotted potato salad.</w:t>
+        <w:br/>
+        <w:t>A towering glass of malty, amber-hued Maibock beer, a seasonal specialty from the Capital Brewery in Madison, did for the sausages what a bottle of good, flinty Chablis does for a plate of oysters. Only Miller remains of the many megabreweries that once graced Milwaukee, but dozens of small outfits have sprung up all over the state, producing beers of many varieties.</w:t>
+        <w:br/>
+        <w:t>Everyone we talked to said the best semmel rolls come from City Bakery, and when we popped in for a visit, the young woman working behind the display cases, Kim Bannier, told us why: it has the only hearth oven in town. The rolls, about the size of a hamburger bun, are formed by hand, placed on a board dusted with cornmeal to rise, tapped with a stick to make the traditional crease in the top, then eased onto the oven's brick floor. The method, which produces a thin, notably crispy crust, has changed not an iota since 1937.</w:t>
+        <w:br/>
+        <w:t>By now we had a passable working knowledge of brat and bun.</w:t>
+        <w:br/>
+        <w:t>But we longed to set aside our table manners, to say nothing of our limited dignity, and sample the primal brat experience: smoky sausage and crusty semmel crumbling together in the mouth, condiments merging into a single slithery sharpness and buttery juices dribbling down the shirt.</w:t>
+        <w:br/>
+        <w:t>We got our wish at Terry's Diner, a no-frills establishment housed in a battered concrete-block building in a working-class neighborhood on Sheboygan's south side. Settling ourselves on a couple of stools and sipping Diet Cokes -- an exercise in futility if I ever saw one -- we watched the laconic grill man move the brats around an ancient charcoal grill that must have been there since the place opened in 1939.</w:t>
+        <w:br/>
+        <w:t>Why, I inquired, didn't he use tongs, to protect his fingers?</w:t>
+        <w:br/>
+        <w:t>"I was born and raised in Sheboygan," he answered, "and the only way I ever learned to cook brats is using my hands. You have to squeeze them. When they're soft they're not done. When they firm up, they are."</w:t>
+        <w:br/>
+        <w:t>He knows his business. With our appetites stimulated by the sweet, fatty smoke coming from the grill, we tore into the sandwiches as soon as they appeared on the counter before us, wrapped in parchment paper, bereft of plate. Bingo. Best in show.</w:t>
+        <w:br/>
+        <w:t>At Terry's the brats come side by side on the roll, but at our next stop, the Charcoal Inn North, an immaculate little cube of a restaurant with lace curtains, they are split and flattened before grilling, then served one atop the other. That method yielded slightly less juicy sausages, but it produced crunchy bits at the edges of the brats. A fair exchange, we thought, though we preferred the spicier flavor of the sausages at Terry's.</w:t>
+        <w:br/>
+        <w:t>Bob Lauer, owner of the Hoffbrau, a wood-paneled supper club decorated with lots of sporting memorabilia, had a trick that lent his brats (and New York strip steaks) the flavor of wood smoke. Disdaining charcoal briquettes because he thought they sometimes gave food an oily taste, he used only natural hickory lump charcoal from Cedar Grove, Wis., containing no chemicals. Though the Hoffbrau is no more, the knockout flavor of its brats is remembered by many (including the two of us).</w:t>
+        <w:br/>
+        <w:t>But no matter where we went, no matter whether the bratwurst was slightly or intensely smoky, filled with finely or chunkily ground meat, mild or spicy, one ratio remained constant: each sandwich required a minimum of six large paper napkins for the postprandial cleanup.</w:t>
+        <w:br/>
+        <w:br/>
+        <w:t>http://www.nytimes.com</w:t>
         <w:br/>
         <w:br/>
         <w:t>Graphic</w:t>
@@ -107,7 +132,7 @@
         <w:br/>
         <w:t xml:space="preserve"> </w:t>
         <w:br/>
-        <w:t>Graph: "BY THE NUMBERS: Making More, in Most Cases" shows median household income and poverty levels from 1970 to 1995. (Source: U.S. Bureau of the Census, Current Population Surveys)(pg. A23)</w:t>
+        <w:t>Photos: NOT FOR THE DAINTY -- Above, Kristin Dewar, owner of Terry's Diner in Sheboygan, Wis., with her bratwurst lunch. Far left, a grill like the one at Terry's Diner is essential for bratwurst purists. Left, Jill Shibilski, the store manager at Usinger's, a Milwaukee institution. (Photographs by Morry Gesh for The New York Times)(pg. F11); HALF A CLASSIC -- A bratwurst at Terry's. The regulars eat two. (Morry Gash for The New York Times)(pg. F1)</w:t>
       </w:r>
     </w:p>
     <w:sectPr>

--- a/example_articles/states/Wisconsin/3.states_Wisconsin_New_York_Times.docx
+++ b/example_articles/states/Wisconsin/3.states_Wisconsin_New_York_Times.docx
@@ -7,7 +7,7 @@
         <w:pStyle w:val="Heading1"/>
       </w:pPr>
       <w:r>
-        <w:t>The Meat That Made Sheboygan Famous</w:t>
+        <w:t>Biden Hammers G.O.P. Ticket's Domestic Policies</w:t>
       </w:r>
     </w:p>
     <w:p>
@@ -17,17 +17,17 @@
     </w:p>
     <w:p>
       <w:r>
-        <w:t>Date: 2002-06-05</w:t>
+        <w:t>Date: 2012-09-14</w:t>
       </w:r>
     </w:p>
     <w:p>
       <w:r>
-        <w:t>Section: Section F; Column 1; Dining In, Dining Out/Style Desk; Pg. 1</w:t>
+        <w:t>Section: Section A; Column 0; Politics; Pg. 16</w:t>
       </w:r>
     </w:p>
     <w:p>
       <w:r>
-        <w:t>Source file: NYT/52.DOCX</w:t>
+        <w:t>Source file: NYT/28.DOCX</w:t>
       </w:r>
     </w:p>
     <w:p>
@@ -49,90 +49,44 @@
     </w:p>
     <w:p>
       <w:r>
-        <w:t>SUMMER is nigh. The season of backyard barbecues and lakeside cookouts is at hand, which in most parts of the country means an orgy of grilled steaks, hamburgers and hot dogs lasting until Labor Day and beyond.</w:t>
+        <w:t>EAU CLAIRE, Wis. -- Vice President Joseph R. Biden Jr. told a joke on himself Thursday while campaigning here. ''I'm supposedly an expert on foreign policy,'' he said. ''Where I come from, an expert is anyone from out of town with a briefcase.''</w:t>
         <w:br/>
-        <w:t xml:space="preserve">     But not in Wisconsin, and certainly not in Sheboygan, a well-kept little city of 51,000 on Lake Michigan, about an hour's drive north of Milwaukee. This is the capital of the kingdom of bratwurst. A brat -- the name rhymes with pot, not with pat -- is a pork or pork-and-beef sausage, spicier and stubbier than a hot dog. In Sheboygan, at least, it is also an object of veneration, taken as seriously as a lock of some medieval saint's hair. </w:t>
+        <w:t>But on a day when anti-American violence overseas again dominated the news, the self-deprecating humor of the vice president had a point: to draw an unflattering contrast with the lack of foreign policy experience of the Republican ticket.</w:t>
         <w:br/>
-        <w:t xml:space="preserve"> "When it comes to the manufacture, preparation, serving and ingestion of brats, we are right," says Sheboygan Brats, or Come Fry with Me, a leaflet published by the local convention and visitors bureau. "We are in first place. There is no second."</w:t>
+        <w:t>A day after Representative Paul D. Ryan stumped in Wisconsin, Mr. Biden made his second campaign visit to the state in 2012, a reminder of how the map of hard-fought battlegrounds has expanded. And while foreign policy issues overshadowed the day, Mr. Biden kept his focus heavily on domestic politics.</w:t>
         <w:br/>
-        <w:t>No self-respecting restaurant here, whether humble hole in the wall or soigne supper club, can make do without a proper charcoal grill, because the bratwurst catechism specifies that the stout little sausage must be grilled over charcoal, not boiled or fried or sizzled on a stove top griddle.</w:t>
+        <w:t>Mr. Biden attacked Mr. Ryan in particular, tying details from his House budget plan to Mitt Romney as he criticized the Republicans on education, tax cuts for the wealthy, Medicare and a refusal to compromise on debt reduction.</w:t>
         <w:br/>
-        <w:t>No civic, charitable, religious, educational or sporting fund-raiser, not even in midwinter, is complete without a brat fry, which has nothing to do with frying and everything to do with grilling. They know their sausages here, but they sometimes have a little trouble with culinary terminology.</w:t>
+        <w:t>Mr. Ryan's addition to the Republican ticket has raised the pressure on President Obama in Wisconsin, Mr. Ryan's home state, whose rightward tilt since 2010 already assured that it would not be the comfortable win Mr. Obama enjoyed four years ago. On Wednesday, Mr. Obama unveiled his first television advertisements in the state.</w:t>
         <w:br/>
-        <w:t>A few old-fashioned butchers and markets in and near Sheboygan make their own brats. Most add salt, pepper and nutmeg to the ground meat that is stuffed into natural casings to form sausages; some use mace, garlic, sage or ginger. But the little guys have been eclipsed in volume, if not quality, by Johnsonville Foods, now partly owned by Sara Lee. The enormous Johnsonville factory, rising from the farmland west of here like an auto assembly plant, cranks out millions of brats a year and sells them nationwide.</w:t>
+        <w:t>Ron Krienke, a parts manager at a General Motors dealership whom Mr. Biden greeted at a sandwich shop after his rally here, exemplified the challenge.</w:t>
         <w:br/>
-        <w:t>Once cooked, a Sheboygan brat must be served on a split hard roll called a semmel, which is rugged enough to hang together under attack from the torrents of savory juice released when you bite into it. The classic accompaniments are brown mustard, preferably coarsely ground; dill pickle slices, ketchup and raw onions, though some nonconformists opt for relish or sauerkraut.</w:t>
+        <w:t>Mr. Krienke said he had voted for the Obama-Biden ticket in 2008, the first time in his life he had not voted Republican. And he gave the administration full credit for rescuing the auto industry and specifically G.M. But Mr. Krienke said he had not yet made up his mind about whom he would vote for in November.</w:t>
         <w:br/>
-        <w:t>"A few people do that, I suppose," said Charles K. Miesfeld III, a fourth-generation bratwurst manufacturer, with the air of a priest discussing a wayward parishioner. "But it's not traditional, not the Sheboygan way." Even worse: at Milwaukee Brewers baseball home games at Miller Field, and at tailgate brat fries before Green Bay Packers football games at Lambeau Field, brats are often served, not on semmel rolls but on brat buns, which are downsized versions of squishy hot dog rolls.</w:t>
+        <w:t>Speaking to a crowd of 3,000, largely students at the University of Wisconsin-Eau Claire, Mr. Biden offered faint praise for Mr. Ryan. He called him ''a good man,'' but in the next breath condemned his selection as Mr. Romney's running mate, saying the choice ''gave flesh to the policies that were never articulated fully'' by Mr. Romney. ''We now know what they want to do,'' he said, ticking off a familiar bill of particulars that Democrats used to attack the Romney-Ryan ticket at their convention.</w:t>
         <w:br/>
-        <w:t>"What can you expect?" Mr. Miesfeld asked me when I brought this schism to his attention. "You're in Milwaukee and Green Bay, not Sheboygan."</w:t>
+        <w:t>Mr. Biden assailed Mr. Ryan and other House Republicans for claiming to be in favor of lowering deficits but rejecting a series of bipartisan plans to do so.</w:t>
         <w:br/>
-        <w:t>Since this is Wisconsin, the dairy state par excellence, the cut sides of the rolls are slathered with plenty of butter before the sausage is inserted. And since the German-Americans who dominate the local population are big eaters, two bratwursts are usually squeezed into one roll, side by side.</w:t>
+        <w:t>''Why did they always vote no?'' he said. ''Because each one of them raised slightly the taxes on millionaires. They have rejected every single proposition if it counts one dollar, one cent in additional cost to people making a million dollars.''</w:t>
         <w:br/>
-        <w:t>"A double with the works, that's what I always have," said Mr. Miesfeld, 44. "A double, then you pop a cholesterol pill. It's a mortal sin here if you order a single."</w:t>
+        <w:t>Scott Walker, Wisconsin's Republican governor, responded to Mr. Biden by calling the administration's record ''indefensible.''</w:t>
         <w:br/>
-        <w:t>Personally, I'd hold the ketchup, if I weren't afraid the Wisconsin condiment cops would nab me for heresy.</w:t>
+        <w:t>''Today, 23 million Americans are out of a job or underemployed, 47 million Americans are on food stamps, and the poverty rate is headed toward its highest point in 50 years,'' Mr. Walker said in a statement. ''Mitt Romney and Paul Ryan are the leaders who know we can do better -- for the sake of our children and our grandchildren, we must do better.''</w:t>
         <w:br/>
-        <w:t>Bratwurst -- generally a fresh sausage, neither smoked nor cured -- originated in southern Germany, in what are now the lander or states of Bavaria and Thuringia. Each region or city had its own specialty, and many still do. Coburg bratwurst, traditionally grilled over a fire fueled by pine cones, were known as early as 1530. Thuringer bratwurst are usually made of veal but sometimes contain pork. Regensburg bratwurst, roughly the size of your ring finger, are still served at the Historical Sausage Kitchen, a smoky little joint, founded in 1309, which stands along the Danube near an ancient stone bridge.</w:t>
+        <w:t>(On Mr. Walker's last point, the Census Bureau reported this week that there were 46.2 million people in poverty in the United States last year, little changed from 2010.)</w:t>
         <w:br/>
-        <w:t>My wife, Betsey, ate a dozen or so regensburgers, cooked over an open beechwood charcoal fire and lined up with Teutonic precision on a paper plate, when we visited the historical kitchen some years ago. She begged for more. "I was cold," she later explained, piteously.</w:t>
+        <w:t>Before his university speech, Mr. Biden peeled off his blazer. ''Folks, I used to have to say this to my dad: With your permission, can I take my coat off?''</w:t>
         <w:br/>
-        <w:t>The most famous German brats are probably those of Nuremberg. A little smaller than regensburgers -- the size of your little finger, maybe -- these are made from neck or shoulder of pork, seasoned with marjoram, cooked over a wood fire and traditionally served on a pewter plate with sauerkraut, asparagus or potato salad. Six make a snack, they say, 14 a dandy lunch.</w:t>
+        <w:t>He dwelt on what he called ''massive'' cuts to education contained in Mr. Ryan's budget, which passed the House this spring but went nowhere in the Senate. He said the plan would ''knock 200,000 kids out of early education,'' and ''cut $1,000 from nine million Pell Grants'' for poor and working-class students.</w:t>
         <w:br/>
-        <w:t>According to local legend, nurnbergers are as slim as they are because they were illicitly passed through the keyholes of taverns after closing time.</w:t>
+        <w:t>This university city is traditionally friendly toward Democrats, with Mr. Obama carrying Eau Clair County by an even greater margin than statewide in 2008. When Mr. Biden stopped at the Acoustic Cafe after his rally, he was greeted by applause.</w:t>
         <w:br/>
-        <w:t>My guess is that Sheboygan bratwurst are descendants of Nurnberg bratwurst, although they are much bigger -- about six inches long and more than an inch in diameter. (Everything seems to grow when it crosses the Atlantic from east to west.) But this is no more than a hunch, I admit.</w:t>
+        <w:t>He held his hands on the shoulder of Christina Funk, 29, a critical-care nurse, and as he called nurses ''angels'' and thanked her, her eyes misted up.</w:t>
         <w:br/>
-        <w:t>The local convention and visitors bureau, so good on most wurst questions, speaks less authoritatively on the matter of antecedents. The Germans who settled this region in the early to middle 19th century, the bureau says, substituted pork for veal in their brat recipes because they had more pigs than cattle. But why was that? Cattle were already plentiful in the United States, and as the passage of time has shown, Wisconsin is fine cow country.</w:t>
-        <w:br/>
-        <w:t>Mr. Miesfeld has another explanation. His father and grandfather used a mixture of pork and veal, he said, but veal became too expensive in the 20th century and they went over to pork or pork mixed with beef.</w:t>
-        <w:br/>
-        <w:t>Willy Ruef, 64, a master butcher from the Swiss capital city, Bern, who operates a meat market in New Glarus in the southern part of the state, still makes his bratwurst with veal. True, they cost more than pork brats, but New Glarus continues to attract immigrants from Switzerland, and they and his other customers are apparently glad to pay more for authenticity.</w:t>
-        <w:br/>
-        <w:t>Usinger's, the famous Milwaukee sausage house, founded in 1880, makes fresh, mottled-red bratwurst with coarse-ground pork, corn syrup, lemon juice, salt and spices. It also makes a precooked version of that sausage as well as precooked brats stuffed with pork and veal. Both are popular with people like tailgaters, who can't take the time, or don't have the facilities, to parboil their brats before slapping them on the grill. Parboiling in water or beer or even beer and onions, which is de rigueur in Milwaukee, reduces the risk of sausage casings bursting over the coals.</w:t>
-        <w:br/>
-        <w:t>"If that happens, you lose the juices and most of the flavor," said Jill Shibilski, a 15-year veteran behind the handsome old marble counters in Usinger's downtown Milwaukee shop. "And remember, never poke them with a fork, for the same reason. Turn them with tongs, or your fingers."</w:t>
-        <w:br/>
-        <w:t>(Usinger's made the hot dogs, or frankfurters, as the firm prefers to call them, for the 2002 Winter Olympics in Salt Lake City. Sausage-starved souls stranded far from Wisconsin can order their brats, dogs and scores of other delicious sausages by telephone, (800) 558-9998; fax, (414) 291-5277; or on the Internet, www.usinger.com.)</w:t>
-        <w:br/>
-        <w:t>True sons of Sheboygan view parboiling as foolishness. They acknowledge the danger of exploding brats, certainly, but they insist that the way to guard against it is to cook the sausages slowly, for 20 minutes or more, a respectful distance from coals that have subsided from red to gray-white.</w:t>
-        <w:br/>
-        <w:t xml:space="preserve">Traditionalist that he is, Mr. Miesfeld vigorously espouses that view. But he is a canny businessman as well, and his Triangle Market caters to every taste, no matter how perverse. In addition to his classic Grand Champion Bratwurst, customers can choose 19 other kinds of brats, including all-beef, no-salt, chicken, turkey, garlic, garlic and onion, cheese, jalapeno, Cajun, chili and Italian. What? Italian brats? Can bratwurst pizza be far behind? </w:t>
-        <w:br/>
-        <w:t>Betsey and I got some inkling of Mr. Miesfeld's virtuosity as a sausagemaker at the Horse and Plow pub of the American Club, a handsome inn in the nearby village of Kohler. The grilled-sausage sampler there included a garlic brat, an apricot and Dijon brat, which tasted a lot better than it sounds, and a spicy, Slovenian-style sausage called a kranski, all from the House of Miesfeld, plus a mound of warm, vinegar-laced, bacon-dotted potato salad.</w:t>
-        <w:br/>
-        <w:t>A towering glass of malty, amber-hued Maibock beer, a seasonal specialty from the Capital Brewery in Madison, did for the sausages what a bottle of good, flinty Chablis does for a plate of oysters. Only Miller remains of the many megabreweries that once graced Milwaukee, but dozens of small outfits have sprung up all over the state, producing beers of many varieties.</w:t>
-        <w:br/>
-        <w:t>Everyone we talked to said the best semmel rolls come from City Bakery, and when we popped in for a visit, the young woman working behind the display cases, Kim Bannier, told us why: it has the only hearth oven in town. The rolls, about the size of a hamburger bun, are formed by hand, placed on a board dusted with cornmeal to rise, tapped with a stick to make the traditional crease in the top, then eased onto the oven's brick floor. The method, which produces a thin, notably crispy crust, has changed not an iota since 1937.</w:t>
-        <w:br/>
-        <w:t>By now we had a passable working knowledge of brat and bun.</w:t>
-        <w:br/>
-        <w:t>But we longed to set aside our table manners, to say nothing of our limited dignity, and sample the primal brat experience: smoky sausage and crusty semmel crumbling together in the mouth, condiments merging into a single slithery sharpness and buttery juices dribbling down the shirt.</w:t>
-        <w:br/>
-        <w:t>We got our wish at Terry's Diner, a no-frills establishment housed in a battered concrete-block building in a working-class neighborhood on Sheboygan's south side. Settling ourselves on a couple of stools and sipping Diet Cokes -- an exercise in futility if I ever saw one -- we watched the laconic grill man move the brats around an ancient charcoal grill that must have been there since the place opened in 1939.</w:t>
-        <w:br/>
-        <w:t>Why, I inquired, didn't he use tongs, to protect his fingers?</w:t>
-        <w:br/>
-        <w:t>"I was born and raised in Sheboygan," he answered, "and the only way I ever learned to cook brats is using my hands. You have to squeeze them. When they're soft they're not done. When they firm up, they are."</w:t>
-        <w:br/>
-        <w:t>He knows his business. With our appetites stimulated by the sweet, fatty smoke coming from the grill, we tore into the sandwiches as soon as they appeared on the counter before us, wrapped in parchment paper, bereft of plate. Bingo. Best in show.</w:t>
-        <w:br/>
-        <w:t>At Terry's the brats come side by side on the roll, but at our next stop, the Charcoal Inn North, an immaculate little cube of a restaurant with lace curtains, they are split and flattened before grilling, then served one atop the other. That method yielded slightly less juicy sausages, but it produced crunchy bits at the edges of the brats. A fair exchange, we thought, though we preferred the spicier flavor of the sausages at Terry's.</w:t>
-        <w:br/>
-        <w:t>Bob Lauer, owner of the Hoffbrau, a wood-paneled supper club decorated with lots of sporting memorabilia, had a trick that lent his brats (and New York strip steaks) the flavor of wood smoke. Disdaining charcoal briquettes because he thought they sometimes gave food an oily taste, he used only natural hickory lump charcoal from Cedar Grove, Wis., containing no chemicals. Though the Hoffbrau is no more, the knockout flavor of its brats is remembered by many (including the two of us).</w:t>
-        <w:br/>
-        <w:t>But no matter where we went, no matter whether the bratwurst was slightly or intensely smoky, filled with finely or chunkily ground meat, mild or spicy, one ratio remained constant: each sandwich required a minimum of six large paper napkins for the postprandial cleanup.</w:t>
+        <w:t>PHOTO: Vice President Joseph R. Biden Jr. talked with Kelly Forster, right, at the Acoustic Cafe in Eau Claire, Wis., on Thursday. (PHOTOGRAPH BY BEN GARVIN FOR THE NEW YORK TIMES)</w:t>
         <w:br/>
         <w:br/>
-        <w:t>http://www.nytimes.com</w:t>
-        <w:br/>
-        <w:br/>
-        <w:t>Graphic</w:t>
-        <w:br/>
-        <w:br/>
-        <w:t xml:space="preserve"> </w:t>
-        <w:br/>
-        <w:t>Photos: NOT FOR THE DAINTY -- Above, Kristin Dewar, owner of Terry's Diner in Sheboygan, Wis., with her bratwurst lunch. Far left, a grill like the one at Terry's Diner is essential for bratwurst purists. Left, Jill Shibilski, the store manager at Usinger's, a Milwaukee institution. (Photographs by Morry Gesh for The New York Times)(pg. F11); HALF A CLASSIC -- A bratwurst at Terry's. The regulars eat two. (Morry Gash for The New York Times)(pg. F1)</w:t>
+        <w:t>http://www.nytimes.com/2012/09/14/us/politics/biden-hammers-romney-and-ryans-domestic-policies.html</w:t>
       </w:r>
     </w:p>
     <w:sectPr>

--- a/example_articles/states/Wisconsin/3.states_Wisconsin_New_York_Times.docx
+++ b/example_articles/states/Wisconsin/3.states_Wisconsin_New_York_Times.docx
@@ -7,7 +7,7 @@
         <w:pStyle w:val="Heading1"/>
       </w:pPr>
       <w:r>
-        <w:t>Biden Hammers G.O.P. Ticket's Domestic Policies</w:t>
+        <w:t>Why Wisconsin Isn't a Good Fit for Trump</w:t>
       </w:r>
     </w:p>
     <w:p>
@@ -17,17 +17,17 @@
     </w:p>
     <w:p>
       <w:r>
-        <w:t>Date: 2012-09-14</w:t>
+        <w:t>Date: 2016-04-05</w:t>
       </w:r>
     </w:p>
     <w:p>
       <w:r>
-        <w:t>Section: Section A; Column 0; Politics; Pg. 16</w:t>
+        <w:t>Section: Section A; Column 0; National Desk; Pg. 3; THE 2016 RACE</w:t>
       </w:r>
     </w:p>
     <w:p>
       <w:r>
-        <w:t>Source file: NYT/28.DOCX</w:t>
+        <w:t>Source file: NYT/29.DOCX</w:t>
       </w:r>
     </w:p>
     <w:p>
@@ -49,44 +49,78 @@
     </w:p>
     <w:p>
       <w:r>
-        <w:t>EAU CLAIRE, Wis. -- Vice President Joseph R. Biden Jr. told a joke on himself Thursday while campaigning here. ''I'm supposedly an expert on foreign policy,'' he said. ''Where I come from, an expert is anyone from out of town with a briefcase.''</w:t>
+        <w:t>Donald Trump has had a rough couple of weeks. He said he supported punishing women for abortion and then walked it back; his campaign manager was arrested on a charge of battery; he retweeted an unflattering picture of his main opponent's wife, Heidi Cruz.</w:t>
         <w:br/>
-        <w:t>But on a day when anti-American violence overseas again dominated the news, the self-deprecating humor of the vice president had a point: to draw an unflattering contrast with the lack of foreign policy experience of the Republican ticket.</w:t>
+        <w:t xml:space="preserve">And the polls show him trailing by a wide margin in Wisconsin, which holds its primary on Tuesday. For some people, it's a sign that Mr. Trump is finally losing ground. </w:t>
         <w:br/>
-        <w:t>A day after Representative Paul D. Ryan stumped in Wisconsin, Mr. Biden made his second campaign visit to the state in 2012, a reminder of how the map of hard-fought battlegrounds has expanded. And while foreign policy issues overshadowed the day, Mr. Biden kept his focus heavily on domestic politics.</w:t>
+        <w:t xml:space="preserve">  But his problem in Wisconsin is mainly about the state's demographics, not self-inflicted wounds. Even a 10-percentage-point loss there wouldn't necessarily indicate any shift against him.</w:t>
         <w:br/>
-        <w:t>Mr. Biden attacked Mr. Ryan in particular, tying details from his House budget plan to Mitt Romney as he criticized the Republicans on education, tax cuts for the wealthy, Medicare and a refusal to compromise on debt reduction.</w:t>
+        <w:t xml:space="preserve">  The state has always looked as if it would be one of Mr. Trump's worst. This was true even before the primaries began. Polling by Civis Analytics and Marquette Law both showed Mr. Trump faring much worse there than nationally, just as was the case in neighboring Iowa, where he wound up losing to Ted Cruz.</w:t>
         <w:br/>
-        <w:t>Mr. Ryan's addition to the Republican ticket has raised the pressure on President Obama in Wisconsin, Mr. Ryan's home state, whose rightward tilt since 2010 already assured that it would not be the comfortable win Mr. Obama enjoyed four years ago. On Wednesday, Mr. Obama unveiled his first television advertisements in the state.</w:t>
+        <w:t xml:space="preserve">  The results of other primaries have consistently pointed toward Mr. Trump's weakness in Wisconsin. We've frequently published articles using models to predict the results of contests based on demographics, and both models -- one after the Super Tuesday primaries and one after the March 15 primaries -- projected Wisconsin to be one of Mr. Trump's worst remaining states.</w:t>
         <w:br/>
-        <w:t>Ron Krienke, a parts manager at a General Motors dealership whom Mr. Biden greeted at a sandwich shop after his rally here, exemplified the challenge.</w:t>
+        <w:t xml:space="preserve">  Our estimate remains virtually unchanged from what it was after the Arizona and Utah contests March 22: a five-point edge in Wisconsin for Mr. Cruz, almost exactly aligned with the polls. The model does not account for the possible redistribution of Marco Rubio's former support.</w:t>
         <w:br/>
-        <w:t>Mr. Krienke said he had voted for the Obama-Biden ticket in 2008, the first time in his life he had not voted Republican. And he gave the administration full credit for rescuing the auto industry and specifically G.M. But Mr. Krienke said he had not yet made up his mind about whom he would vote for in November.</w:t>
+        <w:t xml:space="preserve">  Why is Wisconsin such a problematic state for Mr. Trump? It's not the worst possible state for him (Utah was), but it does force him to confront some major weaknesses.</w:t>
         <w:br/>
-        <w:t>Speaking to a crowd of 3,000, largely students at the University of Wisconsin-Eau Claire, Mr. Biden offered faint praise for Mr. Ryan. He called him ''a good man,'' but in the next breath condemned his selection as Mr. Romney's running mate, saying the choice ''gave flesh to the policies that were never articulated fully'' by Mr. Romney. ''We now know what they want to do,'' he said, ticking off a familiar bill of particulars that Democrats used to attack the Romney-Ryan ticket at their convention.</w:t>
+        <w:t xml:space="preserve">  Education</w:t>
         <w:br/>
-        <w:t>Mr. Biden assailed Mr. Ryan and other House Republicans for claiming to be in favor of lowering deficits but rejecting a series of bipartisan plans to do so.</w:t>
+        <w:t xml:space="preserve">  Lower educational attainment among white adults is one of the strongest correlates of Mr. Trump's support. It's true at every level: He does better in places where fewer whites have high school diplomas, college degrees or postgraduate degrees. The lack of a high school education is the biggest correlation.</w:t>
         <w:br/>
-        <w:t>''Why did they always vote no?'' he said. ''Because each one of them raised slightly the taxes on millionaires. They have rejected every single proposition if it counts one dollar, one cent in additional cost to people making a million dollars.''</w:t>
+        <w:t xml:space="preserve">  Wisconsin is average or above average in basically every educational category. It's also unusual because many of its most strongly Republican areas are well-educated suburbs, so more of the Republican vote will be cast in well-educated areas than in, say, California.</w:t>
         <w:br/>
-        <w:t>Scott Walker, Wisconsin's Republican governor, responded to Mr. Biden by calling the administration's record ''indefensible.''</w:t>
+        <w:t xml:space="preserve">  Religion and Family</w:t>
         <w:br/>
-        <w:t>''Today, 23 million Americans are out of a job or underemployed, 47 million Americans are on food stamps, and the poverty rate is headed toward its highest point in 50 years,'' Mr. Walker said in a statement. ''Mitt Romney and Paul Ryan are the leaders who know we can do better -- for the sake of our children and our grandchildren, we must do better.''</w:t>
+        <w:t xml:space="preserve">  With the exception of white Roman Catholics, Mr. Trump fares worse in areas where larger shares of the population are reported to be religious adherents in the 2010 U.S. Religion census. (He won a majority of the Catholic vote in Massachusetts, and it bodes well for him in New York and New Jersey).</w:t>
         <w:br/>
-        <w:t>(On Mr. Walker's last point, the Census Bureau reported this week that there were 46.2 million people in poverty in the United States last year, little changed from 2010.)</w:t>
+        <w:t xml:space="preserve">  You might not think of Wisconsin as an especially religious state. But it's a bit above average for religious adherence across all categories: the total religious rate, evangelicals and Catholics. The net effect is slightly negative for Mr. Trump.</w:t>
         <w:br/>
-        <w:t>Before his university speech, Mr. Biden peeled off his blazer. ''Folks, I used to have to say this to my dad: With your permission, can I take my coat off?''</w:t>
+        <w:t xml:space="preserve">  He fares worst in areas with strong traditional families, especially ones with more children, more married couples and fewer single mothers. The state also has an above-average number of married couples -- and most of the state's most Republican districts are in the top quartile for marriage rates.</w:t>
         <w:br/>
-        <w:t>He dwelt on what he called ''massive'' cuts to education contained in Mr. Ryan's budget, which passed the House this spring but went nowhere in the Senate. He said the plan would ''knock 200,000 kids out of early education,'' and ''cut $1,000 from nine million Pell Grants'' for poor and working-class students.</w:t>
+        <w:t xml:space="preserve">  As with education, Wisconsin isn't at the top of the list for these characteristics. But there aren't many states that are consistently average to above average in education, religion and marriage rates. Often, they cut in the opposite directions: The most religious states aren't usually highly educated, and many have lower marriage rates. Where these factors do converge, though, Mr. Trump struggles, as he did in Utah, Kansas and Iowa.</w:t>
         <w:br/>
-        <w:t>This university city is traditionally friendly toward Democrats, with Mr. Obama carrying Eau Clair County by an even greater margin than statewide in 2008. When Mr. Biden stopped at the Acoustic Cafe after his rally, he was greeted by applause.</w:t>
+        <w:t xml:space="preserve">  Ancestry and Culture</w:t>
         <w:br/>
-        <w:t>He held his hands on the shoulder of Christina Funk, 29, a critical-care nurse, and as he called nurses ''angels'' and thanked her, her eyes misted up.</w:t>
+        <w:t xml:space="preserve">  Iowa, Utah, Kansas -- and Wisconsin -- have something else in common: a large population who report their ancestry from predominantly Protestant countries in Northern Europe.</w:t>
         <w:br/>
-        <w:t>PHOTO: Vice President Joseph R. Biden Jr. talked with Kelly Forster, right, at the Acoustic Cafe in Eau Claire, Wis., on Thursday. (PHOTOGRAPH BY BEN GARVIN FOR THE NEW YORK TIMES)</w:t>
+        <w:t xml:space="preserve">  These voters represented the base of the Republican Party for the century after the Civil War, whether it's the old-stock ''Yankees'' who spread west from New England, or the German, Scandinavian and Dutch immigrants who generally settled over the same stretch of the northern part of the United States later in the 19th century.</w:t>
+        <w:br/>
+        <w:t xml:space="preserve">  These voters are probably the biggest problem for Mr. Trump that you haven't heard of: He would fare about 30 points worse in counties where all of the white residents reported their ancestry from Protestant countries in Northern Europe than he would in a place where none did, according to our model. It's the type of thing that helps separate Northern Virginia -- where Mr. Trump struggled greatly -- from the Boston area, where he excelled.</w:t>
+        <w:br/>
+        <w:t xml:space="preserve">  Exactly why this is so important is a little speculative.</w:t>
+        <w:br/>
+        <w:t xml:space="preserve">  â–  Many of these areas, particularly in the Midwest, have a reputation for ''niceness'' or ''manners,'' and may not like Mr. Trump's in-your-face New York style.</w:t>
+        <w:br/>
+        <w:t xml:space="preserve">  â–  They're the ''old Republicans'' -- the former base of the party. Perhaps they're likelier to be offended by Mr. Trump's breaking with traditional Republican ideology. Mr. Trump fares best among new Republicans -- including white Southerners and white Catholics -- who might have less consistently conservative views.</w:t>
+        <w:br/>
+        <w:t xml:space="preserve">  â–  Racism could play a role (Mr. Trump has made appeals to racial, ethnic and religious resentment). Most measures of racism -- like Google searches for racially charged terms or scores on the Implicit Association Test -- tend to show lower levels of racism in the Upper Midwest, West and rural New England than in the South and industrial North. It's essentially the same region settled by people of Protestant Northwest European ancestry.</w:t>
+        <w:br/>
+        <w:t xml:space="preserve">  Now, that might just be a coincidence -- there aren't very many minorities in these same regions, since the same economic forces that drew working-class Catholics to manufacturing jobs in the industrial North also drew African-Americans from the South. Or it might represent a deeper cultural tradition: It was the old-stock Yankees who led the fight for abolition; a century later it was roughly the same area that swung against the fiery conservative Barry Goldwater when he fought and won the nomination against more moderate and liberal Republicans.</w:t>
+        <w:br/>
+        <w:t xml:space="preserve">  They're also the same areas where Barack Obama defeated Hillary Clinton among white voters in the 2008 Democratic primary.</w:t>
+        <w:br/>
+        <w:t xml:space="preserve">  Momentum vs. Demographics</w:t>
+        <w:br/>
+        <w:t xml:space="preserve">  All considered, the model-based estimates make Mr. Trump a five-point underdog, with a 40-35 edge for Mr. Cruz.</w:t>
+        <w:br/>
+        <w:t xml:space="preserve">  Mr. Cruz could certainly outperform this number because the model doesn't allocate any of the vote for Mr. Rubio (estimated around 8 percent on March 15), who has suspended his campaign. If the Rubio vote were split evenly between Mr. Cruz and John Kasich, which is about what happened in Utah, then Mr. Cruz might win, 44-35, over Mr. Trump.</w:t>
+        <w:br/>
+        <w:t xml:space="preserve">  To get a sense of whether Mr. Trump really lost ground after his controversial remarks, the key number to watch is 35 percent: the expected share of the vote for Mr. Trump based on the results so far. If he falls short, he has lost ground because of momentum, not demographics.</w:t>
+        <w:br/>
+        <w:t xml:space="preserve">  The Upshot provides news, analysis and graphics about politics, policy and everyday life. Follow us on Facebook and Twitter. Sign up for our newsletter.</w:t>
+        <w:br/>
+        <w:t xml:space="preserve">  This is a more complete version of the story than the one that appeared in print.         </w:t>
         <w:br/>
         <w:br/>
-        <w:t>http://www.nytimes.com/2012/09/14/us/politics/biden-hammers-romney-and-ryans-domestic-policies.html</w:t>
+        <w:t>http://www.nytimes.com/2016/04/05/upshot/donald-trump-wisconsin-polls.html</w:t>
+        <w:br/>
+        <w:br/>
+        <w:t>Graphic</w:t>
+        <w:br/>
+        <w:br/>
+        <w:t xml:space="preserve"> </w:t>
+        <w:br/>
+        <w:t>PHOTO: Donald J. Trump on Sunday in Wisconsin. His recent missteps on the campaign trail aren't as important as the state's demographics. (PHOTOGRAPH BY JOSHUA LOTT FOR THE NEW YORK TIMES)</w:t>
       </w:r>
     </w:p>
     <w:sectPr>
